--- a/docs/paper/word/05_Reviewer_access_confirmation.docx
+++ b/docs/paper/word/05_Reviewer_access_confirmation.docx
@@ -29,25 +29,23 @@
         <w:pStyle w:val="Heading1"/>
       </w:pPr>
       <w:r>
-        <w:t>Replacement text after deployment</w:t>
+        <w:t>Replacement text</w:t>
       </w:r>
     </w:p>
     <w:p>
       <w:r>
-        <w:t>A reviewer-accessible binary of the digital twin is available as a browser-based WebGL build at [REVIEWER URL]. No installation is required. Reviewers can open the URL in a WebGL-compatible desktop browser and use [ACCESS CODE, IF APPLICABLE]. The demonstration includes the digital-twin interface and a representative closed-loop workflow but does not provide unrestricted access to the proprietary CEID service or physical robotic hardware. Requests for supervised access to those components may be directed to [CONTACT EMAIL].</w:t>
+        <w:t>A reviewer-accessible binary of the digital twin is available as a browser-based WebGL build at https://souhilsid.github.io/Self-Driving-Lab-Digital-Twin-/. No installation or access code is required. Reviewers can open the URL in a WebGL-compatible desktop browser. The demonstration includes the digital-twin interface and a representative closed-loop workflow but does not provide unrestricted access to the proprietary CEID service or physical robotic hardware. Requests for supervised access to those components may be directed to [CONTACT EMAIL].</w:t>
       </w:r>
     </w:p>
     <w:p>
-      <w:pPr>
-        <w:spacing w:before="80" w:after="160"/>
-        <w:ind w:left="360" w:right="360"/>
-        <w:shd w:fill="FFF2CC"/>
-      </w:pPr>
       <w:r>
         <w:rPr>
           <w:b/>
         </w:rPr>
-        <w:t>STATUS: PENDING. Do not replace the manuscript's author note with the paragraph above until the WebGL URL has been deployed and independently tested.</w:t>
+        <w:t xml:space="preserve">Status: </w:t>
+      </w:r>
+      <w:r>
+        <w:t>Deployed and browser-smoke-tested on 2 July 2026.</w:t>
       </w:r>
     </w:p>
     <w:p>

--- a/docs/paper/word/05_Reviewer_access_confirmation.docx
+++ b/docs/paper/word/05_Reviewer_access_confirmation.docx
@@ -34,7 +34,7 @@
     </w:p>
     <w:p>
       <w:r>
-        <w:t>A reviewer-accessible binary of the digital twin is available as a browser-based WebGL build at https://souhilsid.github.io/Self-Driving-Lab-Digital-Twin-/. No installation or access code is required. Reviewers can open the URL in a WebGL-compatible desktop browser. The demonstration includes the digital-twin interface and a representative closed-loop workflow but does not provide unrestricted access to the proprietary CEID service or physical robotic hardware. Requests for supervised access to those components may be directed to [CONTACT EMAIL].</w:t>
+        <w:t>A reviewer-accessible binary of the digital twin is available as a browser-based WebGL build at https://souhilsid.github.io/Self-Driving-Lab-Digital-Twin-/. No installation or access code is required. Reviewers can open the URL in a WebGL-compatible desktop browser. The corresponding Unity WebGL build folder is archived at https://github.com/souhilsid/Self-Driving-Lab-Digital-Twin-/tree/main/digital_twin_sdl_build. The demonstration includes the digital-twin interface and a representative closed-loop workflow but does not provide unrestricted access to the proprietary CEID service or physical robotic hardware. Requests for supervised access to those components may be directed to [CONTACT EMAIL].</w:t>
       </w:r>
     </w:p>
     <w:p>
